--- a/papers/class11_v2/AMO_C11_L1_PracticePaper4_v2.docx
+++ b/papers/class11_v2/AMO_C11_L1_PracticePaper4_v2.docx
@@ -1569,7 +1569,7 @@
             <m:oMath>
               <m:acc>
                 <m:accPr>
-                  <m:chr m:val="‾"/>
+                  <m:chr m:val="̅"/>
                 </m:accPr>
                 <m:e>
                   <m:r>
@@ -1629,7 +1629,7 @@
                 <m:e>
                   <m:acc>
                     <m:accPr>
-                      <m:chr m:val="‾"/>
+                      <m:chr m:val="̅"/>
                     </m:accPr>
                     <m:e>
                       <m:r>
